--- a/小野町_引継ぎ_整理済/11_見える化出力依頼/小野町_見える化_施策反映に0が入っている件_20260928.docx
+++ b/小野町_引継ぎ_整理済/11_見える化出力依頼/小野町_見える化_施策反映に0が入っている件_20260928.docx
@@ -673,7 +673,7 @@
                 <w:b w:val="0"/>
                 <w:sz w:val="18"/>
               </w:rPr>
-              <w:t>6,095円</w:t>
+              <w:t>6,048円</w:t>
             </w:r>
           </w:p>
         </w:tc>
